--- a/HW02_DP1.docx
+++ b/HW02_DP1.docx
@@ -6,6 +6,7 @@
       <w:pPr>
         <w:jc w:val="center"/>
       </w:pPr>
+      <w:commentRangeStart w:id="0"/>
       <w:r>
         <w:rPr>
           <w:rFonts w:ascii="Calibri" w:hAnsi="Calibri" w:eastAsia="Calibri"/>
@@ -14,6 +15,13 @@
           <w:sz w:val="32"/>
         </w:rPr>
         <w:t>Homework 20260924</w:t>
+      </w:r>
+      <w:commentRangeEnd w:id="0"/>
+      <w:r>
+        <w:rPr>
+          <w:rStyle w:val="CommentReference"/>
+        </w:rPr>
+        <w:commentReference w:id="0"/>
       </w:r>
     </w:p>
     <w:p>
@@ -3399,6 +3407,7 @@
                 <w:lang w:val="en-US"/>
               </w:rPr>
             </w:pPr>
+            <w:commentRangeStart w:id="1"/>
             <w:r>
               <w:rPr>
                 <w:rFonts w:ascii="Consolas" w:hAnsi="Consolas" w:eastAsia="Consolas"/>
@@ -3417,6 +3426,13 @@
                 <w:lang w:val="en-US"/>
               </w:rPr>
               <w:t>DECLARE mark : INTEGER</w:t>
+            </w:r>
+            <w:commentRangeEnd w:id="1"/>
+            <w:r>
+              <w:rPr>
+                <w:rStyle w:val="CommentReference"/>
+              </w:rPr>
+              <w:commentReference w:id="1"/>
             </w:r>
           </w:p>
           <w:p>
@@ -6486,6 +6502,51 @@
     </w:sectPr>
   </w:body>
 </w:document>
+</file>
+
+<file path=word/comments.xml><?xml version="1.0" encoding="utf-8"?>
+<w:comments xmlns:a="http://schemas.openxmlformats.org/drawingml/2006/main" xmlns:pic="http://schemas.openxmlformats.org/drawingml/2006/picture" xmlns:r="http://schemas.openxmlformats.org/officeDocument/2006/relationships" xmlns:w="http://schemas.openxmlformats.org/wordprocessingml/2006/main" xmlns:wp="http://schemas.openxmlformats.org/drawingml/2006/wordprocessingDrawing" xmlns:mc="http://schemas.openxmlformats.org/markup-compatibility/2006" xmlns:a14="http://schemas.microsoft.com/office/drawing/2010/main" xmlns:w14="http://schemas.microsoft.com/office/word/2010/wordml" xmlns:wpc="http://schemas.microsoft.com/office/word/2010/wordprocessingCanvas">
+  <w:comment w:id="0" w:author="Gong Qiushi" w:initials="GQ" w:date="2026-09-25T07:27:38Z">
+    <w:p>
+      <w:pPr>
+        <w:pStyle w:val="CommentText"/>
+      </w:pPr>
+      <w:r>
+        <w:rPr>
+          <w:rStyle w:val="CommentReference"/>
+        </w:rPr>
+        <w:annotationRef/>
+      </w:r>
+      <w:r>
+        <w:t>HW02 — 100 / 100   Q1 14/14 · Q2 14/14 · Q3 16/16 · Q4 16/16 · Q5 18/18 · Q6 22/22</w:t>
+      </w:r>
+    </w:p>
+  </w:comment>
+  <w:comment w:id="1" w:author="Gong Qiushi" w:initials="GQ" w:date="2026-09-25T07:27:38Z">
+    <w:p>
+      <w:pPr>
+        <w:pStyle w:val="CommentText"/>
+      </w:pPr>
+      <w:r>
+        <w:rPr>
+          <w:rStyle w:val="CommentReference"/>
+        </w:rPr>
+        <w:annotationRef/>
+      </w:r>
+      <w:r>
+        <w:t>16/16  Q4 — full marks. Your CASE OF solution behaves exactly as required: 0–59 → F, 60–69 → D, 70–79 → C, 80–89 → B, 90–100 → A, and OTHERWISE → "Invalid mark".</w:t>
+      </w:r>
+    </w:p>
+    <w:p>
+      <w:pPr>
+        <w:pStyle w:val="CommentText"/>
+      </w:pPr>
+      <w:r>
+        <w:t>One note for the exam: this topic (B2.3.2) specifies **if / else / else-if**. CASE is accepted here only because it is valid A-Level pseudocode and the behaviour is correct — make sure you can also write it as an if / else-if chain.</w:t>
+      </w:r>
+    </w:p>
+  </w:comment>
+</w:comments>
 </file>
 
 <file path=word/endnotes.xml><?xml version="1.0" encoding="utf-8"?>
